--- a/OnlineAuctionSystem_Arisha Sahith_USC_UCT.pdf.docx
+++ b/OnlineAuctionSystem_Arisha Sahith_USC_UCT.pdf.docx
@@ -3421,7 +3421,28 @@
           <w:szCs w:val="36"/>
           <w:lang w:val="en-GB"/>
         </w:rPr>
-        <w:t>Code submission ()</w:t>
+        <w:t>Code submission (</w:t>
+      </w:r>
+      <w:hyperlink r:id="rId25" w:history="1">
+        <w:r>
+          <w:rPr>
+            <w:rStyle w:val="Hyperlink"/>
+            <w:b/>
+            <w:sz w:val="36"/>
+            <w:szCs w:val="36"/>
+            <w:lang w:val="en-GB"/>
+          </w:rPr>
+          <w:t>https://github.com/Sahith-dot/upskillcampus.git</w:t>
+        </w:r>
+      </w:hyperlink>
+      <w:r>
+        <w:rPr>
+          <w:b/>
+          <w:sz w:val="36"/>
+          <w:szCs w:val="36"/>
+          <w:lang w:val="en-GB"/>
+        </w:rPr>
+        <w:t>)</w:t>
       </w:r>
     </w:p>
     <w:p>
@@ -3452,7 +3473,28 @@
           <w:szCs w:val="36"/>
           <w:lang w:val="en-GB"/>
         </w:rPr>
-        <w:t xml:space="preserve">Report submission ()  </w:t>
+        <w:t>Report submission (</w:t>
+      </w:r>
+      <w:hyperlink r:id="rId26" w:history="1">
+        <w:r>
+          <w:rPr>
+            <w:rStyle w:val="Hyperlink"/>
+            <w:b/>
+            <w:sz w:val="36"/>
+            <w:szCs w:val="36"/>
+            <w:lang w:val="en-GB"/>
+          </w:rPr>
+          <w:t>https://github.com/Sahith-dot/upskillcampus/blob/main/OnlineAuctionSystem_Arisha%20Sahith_USC_UCT.pdf.docx</w:t>
+        </w:r>
+      </w:hyperlink>
+      <w:r>
+        <w:rPr>
+          <w:b/>
+          <w:sz w:val="36"/>
+          <w:szCs w:val="36"/>
+          <w:lang w:val="en-GB"/>
+        </w:rPr>
+        <w:t xml:space="preserve">)  </w:t>
       </w:r>
     </w:p>
     <w:p>
@@ -4938,8 +4980,8 @@
       </w:pPr>
     </w:p>
     <w:sectPr>
-      <w:headerReference w:type="default" r:id="rId25"/>
-      <w:footerReference w:type="default" r:id="rId26"/>
+      <w:headerReference w:type="default" r:id="rId27"/>
+      <w:footerReference w:type="default" r:id="rId28"/>
       <w:pgSz w:w="11906" w:h="16838"/>
       <w:pgMar w:top="1440" w:right="1440" w:bottom="1440" w:left="1440" w:header="708" w:footer="708" w:gutter="0"/>
       <w:cols w:space="708"/>
